--- a/data/sites/manufacturing/Production Operations/comprehensive-plant-oee-and-maintenance-manual.docx
+++ b/data/sites/manufacturing/Production Operations/comprehensive-plant-oee-and-maintenance-manual.docx
@@ -260,7 +260,7 @@
           <w:color w:val="808080"/>
           <w:sz w:val="16"/>
         </w:rPr>
-        <w:t>Page 1 of 12 | Manufacturing Knowledge Hub | Production Operations | SharePoint Online</w:t>
+        <w:t>Page 1 of 11 | Manufacturing Knowledge Hub | Production Operations | SharePoint Online</w:t>
       </w:r>
     </w:p>
     <w:p>
@@ -587,7 +587,7 @@
           <w:color w:val="808080"/>
           <w:sz w:val="16"/>
         </w:rPr>
-        <w:t>Page 2 of 12 | Manufacturing Knowledge Hub | Production Operations | SharePoint Online</w:t>
+        <w:t>Page 2 of 11 | Manufacturing Knowledge Hub | Production Operations | SharePoint Online</w:t>
       </w:r>
     </w:p>
     <w:p>
@@ -878,7 +878,7 @@
           <w:color w:val="808080"/>
           <w:sz w:val="16"/>
         </w:rPr>
-        <w:t>Page 3 of 12 | Manufacturing Knowledge Hub | Production Operations | SharePoint Online</w:t>
+        <w:t>Page 3 of 11 | Manufacturing Knowledge Hub | Production Operations | SharePoint Online</w:t>
       </w:r>
     </w:p>
     <w:p>
@@ -1205,7 +1205,7 @@
           <w:color w:val="808080"/>
           <w:sz w:val="16"/>
         </w:rPr>
-        <w:t>Page 4 of 12 | Manufacturing Knowledge Hub | Production Operations | SharePoint Online</w:t>
+        <w:t>Page 4 of 11 | Manufacturing Knowledge Hub | Production Operations | SharePoint Online</w:t>
       </w:r>
     </w:p>
     <w:p>
@@ -1496,7 +1496,7 @@
           <w:color w:val="808080"/>
           <w:sz w:val="16"/>
         </w:rPr>
-        <w:t>Page 5 of 12 | Manufacturing Knowledge Hub | Production Operations | SharePoint Online</w:t>
+        <w:t>Page 5 of 11 | Manufacturing Knowledge Hub | Production Operations | SharePoint Online</w:t>
       </w:r>
     </w:p>
     <w:p>
@@ -1823,7 +1823,7 @@
           <w:color w:val="808080"/>
           <w:sz w:val="16"/>
         </w:rPr>
-        <w:t>Page 6 of 12 | Manufacturing Knowledge Hub | Production Operations | SharePoint Online</w:t>
+        <w:t>Page 6 of 11 | Manufacturing Knowledge Hub | Production Operations | SharePoint Online</w:t>
       </w:r>
     </w:p>
     <w:p>
@@ -2114,7 +2114,7 @@
           <w:color w:val="808080"/>
           <w:sz w:val="16"/>
         </w:rPr>
-        <w:t>Page 7 of 12 | Manufacturing Knowledge Hub | Production Operations | SharePoint Online</w:t>
+        <w:t>Page 7 of 11 | Manufacturing Knowledge Hub | Production Operations | SharePoint Online</w:t>
       </w:r>
     </w:p>
     <w:p>
@@ -2441,7 +2441,7 @@
           <w:color w:val="808080"/>
           <w:sz w:val="16"/>
         </w:rPr>
-        <w:t>Page 8 of 12 | Manufacturing Knowledge Hub | Production Operations | SharePoint Online</w:t>
+        <w:t>Page 8 of 11 | Manufacturing Knowledge Hub | Production Operations | SharePoint Online</w:t>
       </w:r>
     </w:p>
     <w:p>
@@ -2768,7 +2768,7 @@
           <w:color w:val="808080"/>
           <w:sz w:val="16"/>
         </w:rPr>
-        <w:t>Page 9 of 12 | Manufacturing Knowledge Hub | Production Operations | SharePoint Online</w:t>
+        <w:t>Page 9 of 11 | Manufacturing Knowledge Hub | Production Operations | SharePoint Online</w:t>
       </w:r>
     </w:p>
     <w:p>
@@ -3059,7 +3059,7 @@
           <w:color w:val="808080"/>
           <w:sz w:val="16"/>
         </w:rPr>
-        <w:t>Page 10 of 12 | Manufacturing Knowledge Hub | Production Operations | SharePoint Online</w:t>
+        <w:t>Page 10 of 11 | Manufacturing Knowledge Hub | Production Operations | SharePoint Online</w:t>
       </w:r>
     </w:p>
     <w:p>
@@ -3072,12 +3072,12 @@
         <w:pStyle w:val="Heading1"/>
       </w:pPr>
       <w:r>
-        <w:t>Section 11: Continuous Improvement Roadmap</w:t>
+        <w:t>Section 11: Appendix, Lineage &amp; Sign-off</w:t>
       </w:r>
     </w:p>
     <w:p>
       <w:r>
-        <w:t>Multi-page standard operating manual governing shift handovers, OEE loss categorization, autonomous maintenance, and line stop escalation. Section 11 (Continuous Improvement Roadmap) applies to Production Operations within Manufacturing Knowledge Hub and is maintained by Grace Liu. Schedules quarterly optimization milestones, automation targets, and capability reviews.</w:t>
+        <w:t>Multi-page standard operating manual governing shift handovers, OEE loss categorization, autonomous maintenance, and line stop escalation. Section 11 (Appendix, Lineage &amp; Sign-off) applies to Production Operations within Manufacturing Knowledge Hub and is maintained by Grace Liu. Records document lineage, governance metadata, version history, and owner sign-off.</w:t>
       </w:r>
     </w:p>
     <w:p>
@@ -3386,298 +3386,7 @@
           <w:color w:val="808080"/>
           <w:sz w:val="16"/>
         </w:rPr>
-        <w:t>Page 11 of 12 | Manufacturing Knowledge Hub | Production Operations | SharePoint Online</w:t>
-      </w:r>
-    </w:p>
-    <w:p>
-      <w:r>
-        <w:br w:type="page"/>
-      </w:r>
-    </w:p>
-    <w:p>
-      <w:pPr>
-        <w:pStyle w:val="Heading1"/>
-      </w:pPr>
-      <w:r>
-        <w:t>Section 12: Appendix, Lineage &amp; Sign-off</w:t>
-      </w:r>
-    </w:p>
-    <w:p>
-      <w:r>
-        <w:t>Multi-page standard operating manual governing shift handovers, OEE loss categorization, autonomous maintenance, and line stop escalation. Section 12 (Appendix, Lineage &amp; Sign-off) applies to Production Operations within Manufacturing Knowledge Hub and is maintained by Grace Liu. Records document lineage, governance metadata, version history, and owner sign-off.</w:t>
-      </w:r>
-    </w:p>
-    <w:p>
-      <w:r>
-        <w:t>Operational requirement 12.1: Requires EHS and Quality sign-off before restarting a line after a safety or quality stop. Secondary control 12.2: Defines mandatory 15-minute overlap checklists for incoming and outgoing shift leads.</w:t>
-      </w:r>
-    </w:p>
-    <w:p>
-      <w:pPr>
-        <w:pStyle w:val="ListBullet"/>
-      </w:pPr>
-      <w:r>
-        <w:t>Requires EHS and Quality sign-off before restarting a line after a safety or quality stop.</w:t>
-      </w:r>
-    </w:p>
-    <w:p>
-      <w:pPr>
-        <w:pStyle w:val="ListBullet"/>
-      </w:pPr>
-      <w:r>
-        <w:t>Defines mandatory 15-minute overlap checklists for incoming and outgoing shift leads.</w:t>
-      </w:r>
-    </w:p>
-    <w:p>
-      <w:pPr>
-        <w:pStyle w:val="ListBullet"/>
-      </w:pPr>
-      <w:r>
-        <w:t>Section 12 review cadence is tracked by Grace Liu under Production Operations governance.</w:t>
-      </w:r>
-    </w:p>
-    <w:tbl>
-      <w:tblPr>
-        <w:tblStyle w:val="LightGrid-Accent1"/>
-        <w:tblW w:type="auto" w:w="0"/>
-        <w:tblLook w:firstColumn="1" w:firstRow="1" w:lastColumn="0" w:lastRow="0" w:noHBand="0" w:noVBand="1" w:val="04A0"/>
-      </w:tblPr>
-      <w:tblGrid>
-        <w:gridCol w:w="2160"/>
-        <w:gridCol w:w="2160"/>
-        <w:gridCol w:w="2160"/>
-        <w:gridCol w:w="2160"/>
-      </w:tblGrid>
-      <w:tr>
-        <w:tc>
-          <w:tcPr>
-            <w:tcW w:type="dxa" w:w="2160"/>
-          </w:tcPr>
-          <w:p>
-            <w:r>
-              <w:rPr>
-                <w:b/>
-              </w:rPr>
-              <w:t>Loss Category</w:t>
-            </w:r>
-          </w:p>
-        </w:tc>
-        <w:tc>
-          <w:tcPr>
-            <w:tcW w:type="dxa" w:w="2160"/>
-          </w:tcPr>
-          <w:p>
-            <w:r>
-              <w:rPr>
-                <w:b/>
-              </w:rPr>
-              <w:t>Threshold</w:t>
-            </w:r>
-          </w:p>
-        </w:tc>
-        <w:tc>
-          <w:tcPr>
-            <w:tcW w:type="dxa" w:w="2160"/>
-          </w:tcPr>
-          <w:p>
-            <w:r>
-              <w:rPr>
-                <w:b/>
-              </w:rPr>
-              <w:t>Escalation Owner</w:t>
-            </w:r>
-          </w:p>
-        </w:tc>
-        <w:tc>
-          <w:tcPr>
-            <w:tcW w:type="dxa" w:w="2160"/>
-          </w:tcPr>
-          <w:p>
-            <w:r>
-              <w:rPr>
-                <w:b/>
-              </w:rPr>
-              <w:t>Response SLA</w:t>
-            </w:r>
-          </w:p>
-        </w:tc>
-      </w:tr>
-      <w:tr>
-        <w:tc>
-          <w:tcPr>
-            <w:tcW w:type="dxa" w:w="2160"/>
-          </w:tcPr>
-          <w:p>
-            <w:r>
-              <w:t>Equipment Breakdown</w:t>
-            </w:r>
-          </w:p>
-        </w:tc>
-        <w:tc>
-          <w:tcPr>
-            <w:tcW w:type="dxa" w:w="2160"/>
-          </w:tcPr>
-          <w:p>
-            <w:r>
-              <w:t>&gt; 15 min</w:t>
-            </w:r>
-          </w:p>
-        </w:tc>
-        <w:tc>
-          <w:tcPr>
-            <w:tcW w:type="dxa" w:w="2160"/>
-          </w:tcPr>
-          <w:p>
-            <w:r>
-              <w:t>Maintenance Lead</w:t>
-            </w:r>
-          </w:p>
-        </w:tc>
-        <w:tc>
-          <w:tcPr>
-            <w:tcW w:type="dxa" w:w="2160"/>
-          </w:tcPr>
-          <w:p>
-            <w:r>
-              <w:t>Immediate</w:t>
-            </w:r>
-          </w:p>
-        </w:tc>
-      </w:tr>
-      <w:tr>
-        <w:tc>
-          <w:tcPr>
-            <w:tcW w:type="dxa" w:w="2160"/>
-          </w:tcPr>
-          <w:p>
-            <w:r>
-              <w:t>Setup &amp; Changeover</w:t>
-            </w:r>
-          </w:p>
-        </w:tc>
-        <w:tc>
-          <w:tcPr>
-            <w:tcW w:type="dxa" w:w="2160"/>
-          </w:tcPr>
-          <w:p>
-            <w:r>
-              <w:t>&gt; 25 min</w:t>
-            </w:r>
-          </w:p>
-        </w:tc>
-        <w:tc>
-          <w:tcPr>
-            <w:tcW w:type="dxa" w:w="2160"/>
-          </w:tcPr>
-          <w:p>
-            <w:r>
-              <w:t>Process Engineer</w:t>
-            </w:r>
-          </w:p>
-        </w:tc>
-        <w:tc>
-          <w:tcPr>
-            <w:tcW w:type="dxa" w:w="2160"/>
-          </w:tcPr>
-          <w:p>
-            <w:r>
-              <w:t>Within Shift</w:t>
-            </w:r>
-          </w:p>
-        </w:tc>
-      </w:tr>
-      <w:tr>
-        <w:tc>
-          <w:tcPr>
-            <w:tcW w:type="dxa" w:w="2160"/>
-          </w:tcPr>
-          <w:p>
-            <w:r>
-              <w:t>Quality Hold</w:t>
-            </w:r>
-          </w:p>
-        </w:tc>
-        <w:tc>
-          <w:tcPr>
-            <w:tcW w:type="dxa" w:w="2160"/>
-          </w:tcPr>
-          <w:p>
-            <w:r>
-              <w:t>Any out-of-spec</w:t>
-            </w:r>
-          </w:p>
-        </w:tc>
-        <w:tc>
-          <w:tcPr>
-            <w:tcW w:type="dxa" w:w="2160"/>
-          </w:tcPr>
-          <w:p>
-            <w:r>
-              <w:t>Quality Assurance</w:t>
-            </w:r>
-          </w:p>
-        </w:tc>
-        <w:tc>
-          <w:tcPr>
-            <w:tcW w:type="dxa" w:w="2160"/>
-          </w:tcPr>
-          <w:p>
-            <w:r>
-              <w:t>Within 1 hour</w:t>
-            </w:r>
-          </w:p>
-        </w:tc>
-      </w:tr>
-      <w:tr>
-        <w:tc>
-          <w:tcPr>
-            <w:tcW w:type="dxa" w:w="2160"/>
-          </w:tcPr>
-          <w:p>
-            <w:r>
-              <w:t>Sec-12</w:t>
-            </w:r>
-          </w:p>
-        </w:tc>
-        <w:tc>
-          <w:tcPr>
-            <w:tcW w:type="dxa" w:w="2160"/>
-          </w:tcPr>
-          <w:p>
-            <w:r>
-              <w:t>Any out-of-spec</w:t>
-            </w:r>
-          </w:p>
-        </w:tc>
-        <w:tc>
-          <w:tcPr>
-            <w:tcW w:type="dxa" w:w="2160"/>
-          </w:tcPr>
-          <w:p>
-            <w:r>
-              <w:t>Quality Assurance</w:t>
-            </w:r>
-          </w:p>
-        </w:tc>
-        <w:tc>
-          <w:tcPr>
-            <w:tcW w:type="dxa" w:w="2160"/>
-          </w:tcPr>
-          <w:p>
-            <w:r>
-              <w:t>Stage 12 Verified</w:t>
-            </w:r>
-          </w:p>
-        </w:tc>
-      </w:tr>
-    </w:tbl>
-    <w:p>
-      <w:r>
-        <w:rPr>
-          <w:color w:val="808080"/>
-          <w:sz w:val="16"/>
-        </w:rPr>
-        <w:t>Page 12 of 12 | Manufacturing Knowledge Hub | Production Operations | SharePoint Online</w:t>
+        <w:t>Page 11 of 11 | Manufacturing Knowledge Hub | Production Operations | SharePoint Online</w:t>
       </w:r>
     </w:p>
     <w:sectPr>
